--- a/docs/guide/user_guide_en.docx
+++ b/docs/guide/user_guide_en.docx
@@ -12,25 +12,11 @@
           <w:rFonts w:ascii="Arial" w:hAnsi="Arial"/>
           <w:b/>
           <w:color w:val="1E3A8A"/>
-          <w:sz w:val="48"/>
+          <w:sz w:val="44"/>
         </w:rPr>
         <w:t>MY MEMORY LODGE ASSISTANT</w:t>
         <w:br/>
-        <w:t>USER GUIDE</w:t>
-      </w:r>
-    </w:p>
-    <w:p>
-      <w:pPr>
-        <w:spacing w:before="280" w:after="120"/>
-      </w:pPr>
-      <w:r>
-        <w:rPr>
-          <w:rFonts w:ascii="Arial" w:hAnsi="Arial"/>
-          <w:b/>
-          <w:color w:val="1E3A8A"/>
-          <w:sz w:val="32"/>
-        </w:rPr>
-        <w:t>1. Introduction</w:t>
+        <w:t>COMPLETE USER GUIDE</w:t>
       </w:r>
     </w:p>
     <w:p>
@@ -42,7 +28,7 @@
           <w:rFonts w:ascii="Arial" w:hAnsi="Arial"/>
           <w:b w:val="0"/>
           <w:i w:val="0"/>
-          <w:sz w:val="22"/>
+          <w:sz w:val="21"/>
         </w:rPr>
         <w:t xml:space="preserve">Welcome to the </w:t>
       </w:r>
@@ -51,7 +37,7 @@
           <w:rFonts w:ascii="Arial" w:hAnsi="Arial"/>
           <w:b/>
           <w:i w:val="0"/>
-          <w:sz w:val="22"/>
+          <w:sz w:val="21"/>
         </w:rPr>
         <w:t>My Memory Lodge Assistant</w:t>
       </w:r>
@@ -60,7 +46,7 @@
           <w:rFonts w:ascii="Arial" w:hAnsi="Arial"/>
           <w:b w:val="0"/>
           <w:i w:val="0"/>
-          <w:sz w:val="22"/>
+          <w:sz w:val="21"/>
         </w:rPr>
         <w:t>, a unified application designed to streamline guest registrations, voice memos, calendar bookings, and shopping tasks for lodge managers. The system features a native Android mobile application for staff on-the-move and a web-based administration dashboard.</w:t>
       </w:r>
@@ -74,9 +60,9 @@
           <w:rFonts w:ascii="Arial" w:hAnsi="Arial"/>
           <w:b/>
           <w:color w:val="1E3A8A"/>
-          <w:sz w:val="32"/>
+          <w:sz w:val="28"/>
         </w:rPr>
-        <w:t>2. Mobile App Guide</w:t>
+        <w:t>1. Security &amp; Privacy (Login Authorization)</w:t>
       </w:r>
     </w:p>
     <w:p>
@@ -88,27 +74,9 @@
           <w:rFonts w:ascii="Arial" w:hAnsi="Arial"/>
           <w:b w:val="0"/>
           <w:i w:val="0"/>
-          <w:sz w:val="22"/>
+          <w:sz w:val="21"/>
         </w:rPr>
-        <w:t>The mobile app (</w:t>
-      </w:r>
-      <w:r>
-        <w:rPr>
-          <w:rFonts w:ascii="Arial" w:hAnsi="Arial"/>
-          <w:b/>
-          <w:i w:val="0"/>
-          <w:sz w:val="22"/>
-        </w:rPr>
-        <w:t>MyMemory-v6-Passport.apk</w:t>
-      </w:r>
-      <w:r>
-        <w:rPr>
-          <w:rFonts w:ascii="Arial" w:hAnsi="Arial"/>
-          <w:b w:val="0"/>
-          <w:i w:val="0"/>
-          <w:sz w:val="22"/>
-        </w:rPr>
-        <w:t>) allows managers to handle voice recording, calendar entries, and passport scanning from their phones. Follow these instructions to scan a guest:</w:t>
+        <w:t>To respect guest privacy and protect sensitive personal details (such as passport photos, identity numbers, and contact info), the system enforces secure user authentication:</w:t>
       </w:r>
     </w:p>
     <w:p>
@@ -121,16 +89,16 @@
         <w:rPr>
           <w:rFonts w:ascii="Arial" w:hAnsi="Arial"/>
           <w:b/>
-          <w:sz w:val="22"/>
+          <w:sz w:val="21"/>
         </w:rPr>
-        <w:t>Open Guests Tab:</w:t>
+        <w:t>Secure Sign-In:</w:t>
       </w:r>
       <w:r>
         <w:rPr>
           <w:rFonts w:ascii="Arial" w:hAnsi="Arial"/>
-          <w:sz w:val="22"/>
+          <w:sz w:val="21"/>
         </w:rPr>
-        <w:t xml:space="preserve"> Navigate to the </w:t>
+        <w:t xml:space="preserve"> Both the web dashboard and mobile app require user login. Access tokens (JWT) expire automatically to prevent unauthorized access.</w:t>
       </w:r>
     </w:p>
     <w:p>
@@ -143,16 +111,16 @@
         <w:rPr>
           <w:rFonts w:ascii="Arial" w:hAnsi="Arial"/>
           <w:b/>
-          <w:sz w:val="22"/>
+          <w:sz w:val="21"/>
         </w:rPr>
-        <w:t>Scan Passport:</w:t>
+        <w:t>Privacy Safeguards:</w:t>
       </w:r>
       <w:r>
         <w:rPr>
           <w:rFonts w:ascii="Arial" w:hAnsi="Arial"/>
-          <w:sz w:val="22"/>
+          <w:sz w:val="21"/>
         </w:rPr>
-        <w:t xml:space="preserve"> Tap the green floating scanner icon. The camera will launch. Position the passport horizontally, align it clearly, and snap the photo.</w:t>
+        <w:t xml:space="preserve"> All passport records and voice notes are encrypted in transit and stored securely in a PostgreSQL database behind authorized schemas.</w:t>
       </w:r>
     </w:p>
     <w:p>
@@ -165,16 +133,44 @@
         <w:rPr>
           <w:rFonts w:ascii="Arial" w:hAnsi="Arial"/>
           <w:b/>
-          <w:sz w:val="22"/>
+          <w:sz w:val="21"/>
         </w:rPr>
-        <w:t>NVIDIA NIM OCR Extraction:</w:t>
+        <w:t>Email Tracking:</w:t>
       </w:r>
       <w:r>
         <w:rPr>
           <w:rFonts w:ascii="Arial" w:hAnsi="Arial"/>
-          <w:sz w:val="22"/>
+          <w:sz w:val="21"/>
         </w:rPr>
-        <w:t xml:space="preserve"> The app uploads the photo to the NVIDIA Llama-3.2 Vision NIM OCR backend. Within seconds, it pre-fills the guest registration form (Full Name, Nationality, DOB, Expiry Date, Passport Number).</w:t>
+        <w:t xml:space="preserve"> Guest profiles include a 'Created by' audit column linking every scanned entry to the email account of the staff member who saved it.</w:t>
+      </w:r>
+    </w:p>
+    <w:p>
+      <w:pPr>
+        <w:spacing w:before="280" w:after="120"/>
+      </w:pPr>
+      <w:r>
+        <w:rPr>
+          <w:rFonts w:ascii="Arial" w:hAnsi="Arial"/>
+          <w:b/>
+          <w:color w:val="1E3A8A"/>
+          <w:sz w:val="28"/>
+        </w:rPr>
+        <w:t>2. Voice Memos &amp; Automatic Transcription</w:t>
+      </w:r>
+    </w:p>
+    <w:p>
+      <w:pPr>
+        <w:spacing w:after="80"/>
+      </w:pPr>
+      <w:r>
+        <w:rPr>
+          <w:rFonts w:ascii="Arial" w:hAnsi="Arial"/>
+          <w:b w:val="0"/>
+          <w:i w:val="0"/>
+          <w:sz w:val="21"/>
+        </w:rPr>
+        <w:t>Lodge staff can speak directly to their mobile devices to capture notes and add items on-the-go:</w:t>
       </w:r>
     </w:p>
     <w:p>
@@ -187,16 +183,16 @@
         <w:rPr>
           <w:rFonts w:ascii="Arial" w:hAnsi="Arial"/>
           <w:b/>
-          <w:sz w:val="22"/>
+          <w:sz w:val="21"/>
         </w:rPr>
-        <w:t>Verify &amp; Set Dates:</w:t>
+        <w:t>Capture Voice Notes:</w:t>
       </w:r>
       <w:r>
         <w:rPr>
           <w:rFonts w:ascii="Arial" w:hAnsi="Arial"/>
-          <w:sz w:val="22"/>
+          <w:sz w:val="21"/>
         </w:rPr>
-        <w:t xml:space="preserve"> Tap the date selector inputs to set check-in and check-out dates. If left empty, they automatically default to today (check-in) and tomorrow (check-out). Verify the fields and edit any typos manually.</w:t>
+        <w:t xml:space="preserve"> Hold the microphone icon in the mobile application to capture audio. The backend automatically transcribes voice input to English text.</w:t>
       </w:r>
     </w:p>
     <w:p>
@@ -209,16 +205,16 @@
         <w:rPr>
           <w:rFonts w:ascii="Arial" w:hAnsi="Arial"/>
           <w:b/>
-          <w:sz w:val="22"/>
+          <w:sz w:val="21"/>
         </w:rPr>
-        <w:t>Save:</w:t>
+        <w:t>Afrikaans/English Translation:</w:t>
       </w:r>
       <w:r>
         <w:rPr>
           <w:rFonts w:ascii="Arial" w:hAnsi="Arial"/>
-          <w:sz w:val="22"/>
+          <w:sz w:val="21"/>
         </w:rPr>
-        <w:t xml:space="preserve"> Click 'Save'. The profile, reservation dates, scanning account email (creator email), and raw passport photo are securely saved to the database.</w:t>
+        <w:t xml:space="preserve"> The transcription backend natively processes voice recordings in both English and Afrikaans, converting Afrikaans voice directly to English summaries.</w:t>
       </w:r>
     </w:p>
     <w:p>
@@ -231,16 +227,16 @@
         <w:rPr>
           <w:rFonts w:ascii="Arial" w:hAnsi="Arial"/>
           <w:b/>
-          <w:sz w:val="22"/>
+          <w:sz w:val="21"/>
         </w:rPr>
-        <w:t>Search by Date:</w:t>
+        <w:t>Auto-Parsing:</w:t>
       </w:r>
       <w:r>
         <w:rPr>
           <w:rFonts w:ascii="Arial" w:hAnsi="Arial"/>
-          <w:sz w:val="22"/>
+          <w:sz w:val="21"/>
         </w:rPr>
-        <w:t xml:space="preserve"> Click the calendar icon in the app bar to select a date and view only the guests with active reservations on that day.</w:t>
+        <w:t xml:space="preserve"> The system uses AI to parse your transcribed request. Saying 'add milk, sugar and eggs to the shopping list' creates separate items in the digital shopping cart.</w:t>
       </w:r>
     </w:p>
     <w:p>
@@ -252,9 +248,9 @@
           <w:rFonts w:ascii="Arial" w:hAnsi="Arial"/>
           <w:b/>
           <w:color w:val="1E3A8A"/>
-          <w:sz w:val="32"/>
+          <w:sz w:val="28"/>
         </w:rPr>
-        <w:t>3. Web Dashboard Guide</w:t>
+        <w:t>3. Organization by Client Name</w:t>
       </w:r>
     </w:p>
     <w:p>
@@ -266,9 +262,9 @@
           <w:rFonts w:ascii="Arial" w:hAnsi="Arial"/>
           <w:b w:val="0"/>
           <w:i w:val="0"/>
-          <w:sz w:val="22"/>
+          <w:sz w:val="21"/>
         </w:rPr>
-        <w:t>The React dashboard provides a full desktop control center for lodge administration:</w:t>
+        <w:t>Memos, check-ins, and instructions are grouped and organized by the related client or guest name for easy retrieval:</w:t>
       </w:r>
     </w:p>
     <w:p>
@@ -281,16 +277,16 @@
         <w:rPr>
           <w:rFonts w:ascii="Arial" w:hAnsi="Arial"/>
           <w:b/>
-          <w:sz w:val="22"/>
+          <w:sz w:val="21"/>
         </w:rPr>
-        <w:t>Guest Directory:</w:t>
+        <w:t>Link to Client:</w:t>
       </w:r>
       <w:r>
         <w:rPr>
           <w:rFonts w:ascii="Arial" w:hAnsi="Arial"/>
-          <w:sz w:val="22"/>
+          <w:sz w:val="21"/>
         </w:rPr>
-        <w:t xml:space="preserve"> Navigate to the 'Guests &amp; Reservations' tab to view all reservations and guest lists.</w:t>
+        <w:t xml:space="preserve"> Associate voice memos to client names during recording to map tasks directly to guests.</w:t>
       </w:r>
     </w:p>
     <w:p>
@@ -303,16 +299,44 @@
         <w:rPr>
           <w:rFonts w:ascii="Arial" w:hAnsi="Arial"/>
           <w:b/>
-          <w:sz w:val="22"/>
+          <w:sz w:val="21"/>
         </w:rPr>
-        <w:t>Admin Scan &amp; Image Rotation:</w:t>
+        <w:t>Centralized Guest Records:</w:t>
       </w:r>
       <w:r>
         <w:rPr>
           <w:rFonts w:ascii="Arial" w:hAnsi="Arial"/>
-          <w:sz w:val="22"/>
+          <w:sz w:val="21"/>
         </w:rPr>
-        <w:t xml:space="preserve"> Under the Guest Directory tab, drag-and-drop or select a passport image file. If the image is sideways, click the 'Rotate 90°' button to correctly orient it before submitting.</w:t>
+        <w:t xml:space="preserve"> In the dashboard, view active bookings, reservation periods, and comments tied specifically to individual guests.</w:t>
+      </w:r>
+    </w:p>
+    <w:p>
+      <w:pPr>
+        <w:spacing w:before="280" w:after="120"/>
+      </w:pPr>
+      <w:r>
+        <w:rPr>
+          <w:rFonts w:ascii="Arial" w:hAnsi="Arial"/>
+          <w:b/>
+          <w:color w:val="1E3A8A"/>
+          <w:sz w:val="28"/>
+        </w:rPr>
+        <w:t>4. Shopping Lists (Sorted &amp; Categorized)</w:t>
+      </w:r>
+    </w:p>
+    <w:p>
+      <w:pPr>
+        <w:spacing w:after="80"/>
+      </w:pPr>
+      <w:r>
+        <w:rPr>
+          <w:rFonts w:ascii="Arial" w:hAnsi="Arial"/>
+          <w:b w:val="0"/>
+          <w:i w:val="0"/>
+          <w:sz w:val="21"/>
+        </w:rPr>
+        <w:t>Manage inventory and supplies efficiently with automated shopping sorting:</w:t>
       </w:r>
     </w:p>
     <w:p>
@@ -325,16 +349,16 @@
         <w:rPr>
           <w:rFonts w:ascii="Arial" w:hAnsi="Arial"/>
           <w:b/>
-          <w:sz w:val="22"/>
+          <w:sz w:val="21"/>
         </w:rPr>
-        <w:t>Run OCR:</w:t>
+        <w:t>Automatic Sorting:</w:t>
       </w:r>
       <w:r>
         <w:rPr>
           <w:rFonts w:ascii="Arial" w:hAnsi="Arial"/>
-          <w:sz w:val="22"/>
+          <w:sz w:val="21"/>
         </w:rPr>
-        <w:t xml:space="preserve"> Click 'Run OCR Scan'. The frontend rotates the image inside a canvas, sends it for parsing, and opens the pre-filled, editable guest form.</w:t>
+        <w:t xml:space="preserve"> Shopping items are dynamically sorted into departments (e.g., Food, Cleaning, Lodge Supplies) by AI based on item names.</w:t>
       </w:r>
     </w:p>
     <w:p>
@@ -347,16 +371,44 @@
         <w:rPr>
           <w:rFonts w:ascii="Arial" w:hAnsi="Arial"/>
           <w:b/>
-          <w:sz w:val="22"/>
+          <w:sz w:val="21"/>
         </w:rPr>
-        <w:t>Edit &amp; Link Reservation:</w:t>
+        <w:t>Category Filter:</w:t>
       </w:r>
       <w:r>
         <w:rPr>
           <w:rFonts w:ascii="Arial" w:hAnsi="Arial"/>
-          <w:sz w:val="22"/>
+          <w:sz w:val="21"/>
         </w:rPr>
-        <w:t xml:space="preserve"> Check-In/Out dates on the guest modal default to today and tomorrow but are fully editable. Fill in fields and click Save to log the profile and upload the passport image.</w:t>
+        <w:t xml:space="preserve"> The web display allows managers to review organized items, delete processed items, and sort by department.</w:t>
+      </w:r>
+    </w:p>
+    <w:p>
+      <w:pPr>
+        <w:spacing w:before="280" w:after="120"/>
+      </w:pPr>
+      <w:r>
+        <w:rPr>
+          <w:rFonts w:ascii="Arial" w:hAnsi="Arial"/>
+          <w:b/>
+          <w:color w:val="1E3A8A"/>
+          <w:sz w:val="28"/>
+        </w:rPr>
+        <w:t>5. Guest Passport Scanning &amp; Rotation</w:t>
+      </w:r>
+    </w:p>
+    <w:p>
+      <w:pPr>
+        <w:spacing w:after="80"/>
+      </w:pPr>
+      <w:r>
+        <w:rPr>
+          <w:rFonts w:ascii="Arial" w:hAnsi="Arial"/>
+          <w:b w:val="0"/>
+          <w:i w:val="0"/>
+          <w:sz w:val="21"/>
+        </w:rPr>
+        <w:t>Lodge managers can capture guest passports in the field or from the desktop:</w:t>
       </w:r>
     </w:p>
     <w:p>
@@ -369,16 +421,16 @@
         <w:rPr>
           <w:rFonts w:ascii="Arial" w:hAnsi="Arial"/>
           <w:b/>
-          <w:sz w:val="22"/>
+          <w:sz w:val="21"/>
         </w:rPr>
-        <w:t>View Passport Image:</w:t>
+        <w:t>Mobile Scanning:</w:t>
       </w:r>
       <w:r>
         <w:rPr>
           <w:rFonts w:ascii="Arial" w:hAnsi="Arial"/>
-          <w:sz w:val="22"/>
+          <w:sz w:val="21"/>
         </w:rPr>
-        <w:t xml:space="preserve"> Click the 'View Passport File' camera icon next to any guest profile to open their raw stored passport photo in a new tab.</w:t>
+        <w:t xml:space="preserve"> Use the phone's camera to scan passports. The NVIDIA Llama-3.2 Vision NIM API extracts profile fields within seconds.</w:t>
       </w:r>
     </w:p>
     <w:p>
@@ -391,16 +443,132 @@
         <w:rPr>
           <w:rFonts w:ascii="Arial" w:hAnsi="Arial"/>
           <w:b/>
-          <w:sz w:val="22"/>
+          <w:sz w:val="21"/>
         </w:rPr>
-        <w:t>Date Filtering:</w:t>
+        <w:t>Web Upload &amp; Rotation:</w:t>
       </w:r>
       <w:r>
         <w:rPr>
           <w:rFonts w:ascii="Arial" w:hAnsi="Arial"/>
-          <w:sz w:val="22"/>
+          <w:sz w:val="21"/>
         </w:rPr>
-        <w:t xml:space="preserve"> Enter a date in the 'Search Passports by Date' calendar filter to immediately view guests holding active bookings on that day.</w:t>
+        <w:t xml:space="preserve"> Upload photos directly inside the Guest Directory. Use the 'Rotate 90°' button to orient sideways images before scanning. The rotated image is corrected on a canvas and stored in the database.</w:t>
+      </w:r>
+    </w:p>
+    <w:p>
+      <w:pPr>
+        <w:pStyle w:val="ListBullet"/>
+        <w:spacing w:after="40"/>
+        <w:ind w:left="360"/>
+      </w:pPr>
+      <w:r>
+        <w:rPr>
+          <w:rFonts w:ascii="Arial" w:hAnsi="Arial"/>
+          <w:b/>
+          <w:sz w:val="21"/>
+        </w:rPr>
+        <w:t>Reservations Dates &amp; Pre-fill:</w:t>
+      </w:r>
+      <w:r>
+        <w:rPr>
+          <w:rFonts w:ascii="Arial" w:hAnsi="Arial"/>
+          <w:sz w:val="21"/>
+        </w:rPr>
+        <w:t xml:space="preserve"> Input check-in and check-out dates using the date selectors (defaults to today and tomorrow). Completed forms remain fully editable to correct transcription errors.</w:t>
+      </w:r>
+    </w:p>
+    <w:p>
+      <w:pPr>
+        <w:pStyle w:val="ListBullet"/>
+        <w:spacing w:after="40"/>
+        <w:ind w:left="360"/>
+      </w:pPr>
+      <w:r>
+        <w:rPr>
+          <w:rFonts w:ascii="Arial" w:hAnsi="Arial"/>
+          <w:b/>
+          <w:sz w:val="21"/>
+        </w:rPr>
+        <w:t>Date-Based Search:</w:t>
+      </w:r>
+      <w:r>
+        <w:rPr>
+          <w:rFonts w:ascii="Arial" w:hAnsi="Arial"/>
+          <w:sz w:val="21"/>
+        </w:rPr>
+        <w:t xml:space="preserve"> Search passports instantly by inputting a date in the search filter to display all guests holding active reservations on that day.</w:t>
+      </w:r>
+    </w:p>
+    <w:p>
+      <w:pPr>
+        <w:spacing w:before="280" w:after="120"/>
+      </w:pPr>
+      <w:r>
+        <w:rPr>
+          <w:rFonts w:ascii="Arial" w:hAnsi="Arial"/>
+          <w:b/>
+          <w:color w:val="1E3A8A"/>
+          <w:sz w:val="28"/>
+        </w:rPr>
+        <w:t>6. Printing &amp; Language Toggles</w:t>
+      </w:r>
+    </w:p>
+    <w:p>
+      <w:pPr>
+        <w:spacing w:after="80"/>
+      </w:pPr>
+      <w:r>
+        <w:rPr>
+          <w:rFonts w:ascii="Arial" w:hAnsi="Arial"/>
+          <w:b w:val="0"/>
+          <w:i w:val="0"/>
+          <w:sz w:val="21"/>
+        </w:rPr>
+        <w:t>The web dashboard supports flexible presentation controls:</w:t>
+      </w:r>
+    </w:p>
+    <w:p>
+      <w:pPr>
+        <w:pStyle w:val="ListBullet"/>
+        <w:spacing w:after="40"/>
+        <w:ind w:left="360"/>
+      </w:pPr>
+      <w:r>
+        <w:rPr>
+          <w:rFonts w:ascii="Arial" w:hAnsi="Arial"/>
+          <w:b/>
+          <w:sz w:val="21"/>
+        </w:rPr>
+        <w:t>Language Flipping:</w:t>
+      </w:r>
+      <w:r>
+        <w:rPr>
+          <w:rFonts w:ascii="Arial" w:hAnsi="Arial"/>
+          <w:sz w:val="21"/>
+        </w:rPr>
+        <w:t xml:space="preserve"> Click the language toggle flag in the dashboard header to flip the entire screen display between English and Portuguese instantly.</w:t>
+      </w:r>
+    </w:p>
+    <w:p>
+      <w:pPr>
+        <w:pStyle w:val="ListBullet"/>
+        <w:spacing w:after="40"/>
+        <w:ind w:left="360"/>
+      </w:pPr>
+      <w:r>
+        <w:rPr>
+          <w:rFonts w:ascii="Arial" w:hAnsi="Arial"/>
+          <w:b/>
+          <w:sz w:val="21"/>
+        </w:rPr>
+        <w:t>Printable Lists:</w:t>
+      </w:r>
+      <w:r>
+        <w:rPr>
+          <w:rFonts w:ascii="Arial" w:hAnsi="Arial"/>
+          <w:sz w:val="21"/>
+        </w:rPr>
+        <w:t xml:space="preserve"> All summaries, guest profile lists, and shopping lists are formatted to be printer-friendly. Use standard browser print commands (Ctrl+P) to print out clean, physical checklists.</w:t>
       </w:r>
     </w:p>
     <w:sectPr>
